--- a/reports/Final_Project_Report.docx
+++ b/reports/Final_Project_Report.docx
@@ -10,6 +10,9 @@
         </w:rPr>
       </w:pPr>
       <w:r>
+        <w:rPr>
+          <w:noProof/>
+        </w:rPr>
         <w:drawing>
           <wp:inline distT="0" distB="0" distL="0" distR="0" wp14:anchorId="4642F411" wp14:editId="79002C0B">
             <wp:extent cx="6645910" cy="4430395"/>
@@ -67,14 +70,12 @@
         </w:rPr>
         <w:t xml:space="preserve">Project Report: </w:t>
       </w:r>
-      <w:proofErr w:type="spellStart"/>
       <w:r>
         <w:rPr>
           <w:rFonts w:asciiTheme="majorHAnsi" w:hAnsiTheme="majorHAnsi"/>
         </w:rPr>
         <w:t>MovieLens</w:t>
       </w:r>
-      <w:proofErr w:type="spellEnd"/>
       <w:r>
         <w:rPr>
           <w:rFonts w:asciiTheme="majorHAnsi" w:hAnsiTheme="majorHAnsi"/>
@@ -146,22 +147,41 @@
         <w:rPr>
           <w:rFonts w:asciiTheme="majorHAnsi" w:hAnsiTheme="majorHAnsi"/>
         </w:rPr>
-        <w:t xml:space="preserve">eCommerce Product Recommendation Using </w:t>
-      </w:r>
-      <w:proofErr w:type="spellStart"/>
-      <w:r>
-        <w:rPr>
-          <w:rFonts w:asciiTheme="majorHAnsi" w:hAnsiTheme="majorHAnsi"/>
-        </w:rPr>
-        <w:t>MovieLens</w:t>
-      </w:r>
-      <w:proofErr w:type="spellEnd"/>
-      <w:r>
-        <w:rPr>
-          <w:rFonts w:asciiTheme="majorHAnsi" w:hAnsiTheme="majorHAnsi"/>
-        </w:rPr>
-        <w:t xml:space="preserve"> as a Proxy Dataset</w:t>
-      </w:r>
+        <w:t>eCommerce Product Recommendation Using MovieLens as a Proxy Dataset</w:t>
+      </w:r>
+    </w:p>
+    <w:p>
+      <w:pPr>
+        <w:pStyle w:val="MdParagraph"/>
+        <w:rPr>
+          <w:rFonts w:asciiTheme="majorHAnsi" w:hAnsiTheme="majorHAnsi"/>
+        </w:rPr>
+      </w:pPr>
+      <w:r>
+        <w:rPr>
+          <w:rFonts w:asciiTheme="majorHAnsi" w:hAnsiTheme="majorHAnsi"/>
+          <w:b/>
+          <w:bCs/>
+        </w:rPr>
+        <w:t>Github Link:</w:t>
+      </w:r>
+      <w:r>
+        <w:rPr>
+          <w:rFonts w:asciiTheme="majorHAnsi" w:hAnsiTheme="majorHAnsi"/>
+          <w:b/>
+          <w:bCs/>
+        </w:rPr>
+        <w:t xml:space="preserve"> </w:t>
+      </w:r>
+      <w:hyperlink r:id="rId9" w:history="1">
+        <w:r>
+          <w:rPr>
+            <w:rStyle w:val="Hyperlink"/>
+            <w:rFonts w:asciiTheme="majorHAnsi" w:hAnsiTheme="majorHAnsi"/>
+          </w:rPr>
+          <w:t>https://github.com/gitdineshjangir/Project_MovieLens_Recommender/tree/main</w:t>
+        </w:r>
+      </w:hyperlink>
     </w:p>
     <w:p>
       <w:pPr>
@@ -1796,23 +1816,7 @@
                 <w:rFonts w:asciiTheme="majorHAnsi" w:hAnsiTheme="majorHAnsi"/>
                 <w:noProof/>
               </w:rPr>
-              <w:t>8. My Project Journey</w:t>
-            </w:r>
-            <w:r>
-              <w:rPr>
-                <w:rStyle w:val="Hyperlink"/>
-                <w:rFonts w:asciiTheme="majorHAnsi" w:hAnsiTheme="majorHAnsi"/>
-                <w:noProof/>
-              </w:rPr>
-              <w:t xml:space="preserve"> </w:t>
-            </w:r>
-            <w:r>
-              <w:rPr>
-                <w:rStyle w:val="Hyperlink"/>
-                <w:rFonts w:asciiTheme="majorHAnsi" w:hAnsiTheme="majorHAnsi"/>
-                <w:noProof/>
-              </w:rPr>
-              <w:t>and Learnings – a personal reflection</w:t>
+              <w:t>8. My Project Journey and Learnings – a personal reflection</w:t>
             </w:r>
             <w:r>
               <w:rPr>
@@ -2011,21 +2015,7 @@
         <w:rPr>
           <w:rFonts w:asciiTheme="majorHAnsi" w:hAnsiTheme="majorHAnsi"/>
         </w:rPr>
-        <w:t xml:space="preserve">This capstone project designs and documents a recommendation system presented as an eCommerce product recommendation solution using the </w:t>
-      </w:r>
-      <w:proofErr w:type="spellStart"/>
-      <w:r>
-        <w:rPr>
-          <w:rFonts w:asciiTheme="majorHAnsi" w:hAnsiTheme="majorHAnsi"/>
-        </w:rPr>
-        <w:t>MovieLens</w:t>
-      </w:r>
-      <w:proofErr w:type="spellEnd"/>
-      <w:r>
-        <w:rPr>
-          <w:rFonts w:asciiTheme="majorHAnsi" w:hAnsiTheme="majorHAnsi"/>
-        </w:rPr>
-        <w:t xml:space="preserve"> dataset as a benchmark proxy. The project covers the entire machine learning lifecycle: problem framing, data understanding, preprocessing, feature engineering, model comparison, explainability, and fairness auditing.</w:t>
+        <w:t>This capstone project designs and documents a recommendation system presented as an eCommerce product recommendation solution using the MovieLens dataset as a benchmark proxy. The project covers the entire machine learning lifecycle: problem framing, data understanding, preprocessing, feature engineering, model comparison, explainability, and fairness auditing.</w:t>
       </w:r>
     </w:p>
     <w:p>
@@ -2141,21 +2131,12 @@
         </w:rPr>
         <w:t xml:space="preserve"> (Precision@10: 0.086) and </w:t>
       </w:r>
-      <w:proofErr w:type="spellStart"/>
       <w:r>
         <w:rPr>
           <w:rStyle w:val="MdStrong"/>
           <w:rFonts w:asciiTheme="majorHAnsi" w:hAnsiTheme="majorHAnsi"/>
         </w:rPr>
-        <w:t>catalog</w:t>
-      </w:r>
-      <w:proofErr w:type="spellEnd"/>
-      <w:r>
-        <w:rPr>
-          <w:rStyle w:val="MdStrong"/>
-          <w:rFonts w:asciiTheme="majorHAnsi" w:hAnsiTheme="majorHAnsi"/>
-        </w:rPr>
-        <w:t xml:space="preserve"> coverage</w:t>
+        <w:t>catalog coverage</w:t>
       </w:r>
       <w:r>
         <w:rPr>
@@ -2175,67 +2156,52 @@
           <w:rFonts w:asciiTheme="majorHAnsi" w:hAnsiTheme="majorHAnsi"/>
         </w:rPr>
       </w:pPr>
-      <w:proofErr w:type="spellStart"/>
       <w:r>
         <w:rPr>
           <w:rStyle w:val="MdStrong"/>
           <w:rFonts w:asciiTheme="majorHAnsi" w:hAnsiTheme="majorHAnsi"/>
         </w:rPr>
-        <w:t>Reranker</w:t>
-      </w:r>
-      <w:proofErr w:type="spellEnd"/>
+        <w:t>Reranker Feature Importance:</w:t>
+      </w:r>
+      <w:r>
+        <w:rPr>
+          <w:rFonts w:asciiTheme="majorHAnsi" w:hAnsiTheme="majorHAnsi"/>
+        </w:rPr>
+        <w:t xml:space="preserve"> Permutation importance revealed that </w:t>
+      </w:r>
       <w:r>
         <w:rPr>
           <w:rStyle w:val="MdStrong"/>
           <w:rFonts w:asciiTheme="majorHAnsi" w:hAnsiTheme="majorHAnsi"/>
         </w:rPr>
-        <w:t xml:space="preserve"> Feature Importance:</w:t>
-      </w:r>
-      <w:r>
-        <w:rPr>
-          <w:rFonts w:asciiTheme="majorHAnsi" w:hAnsiTheme="majorHAnsi"/>
-        </w:rPr>
-        <w:t xml:space="preserve"> Permutation importance revealed that </w:t>
-      </w:r>
-      <w:proofErr w:type="spellStart"/>
+        <w:t>user_std_rating</w:t>
+      </w:r>
+      <w:r>
+        <w:rPr>
+          <w:rFonts w:asciiTheme="majorHAnsi" w:hAnsiTheme="majorHAnsi"/>
+        </w:rPr>
+        <w:t xml:space="preserve">, </w:t>
+      </w:r>
       <w:r>
         <w:rPr>
           <w:rStyle w:val="MdStrong"/>
           <w:rFonts w:asciiTheme="majorHAnsi" w:hAnsiTheme="majorHAnsi"/>
         </w:rPr>
-        <w:t>user_std_rating</w:t>
-      </w:r>
-      <w:proofErr w:type="spellEnd"/>
-      <w:r>
-        <w:rPr>
-          <w:rFonts w:asciiTheme="majorHAnsi" w:hAnsiTheme="majorHAnsi"/>
-        </w:rPr>
-        <w:t xml:space="preserve">, </w:t>
-      </w:r>
-      <w:proofErr w:type="spellStart"/>
+        <w:t>movieId_userpref</w:t>
+      </w:r>
+      <w:r>
+        <w:rPr>
+          <w:rFonts w:asciiTheme="majorHAnsi" w:hAnsiTheme="majorHAnsi"/>
+        </w:rPr>
+        <w:t xml:space="preserve">, and </w:t>
+      </w:r>
       <w:r>
         <w:rPr>
           <w:rStyle w:val="MdStrong"/>
           <w:rFonts w:asciiTheme="majorHAnsi" w:hAnsiTheme="majorHAnsi"/>
         </w:rPr>
-        <w:t>movieId_userpref</w:t>
-      </w:r>
-      <w:proofErr w:type="spellEnd"/>
-      <w:r>
-        <w:rPr>
-          <w:rFonts w:asciiTheme="majorHAnsi" w:hAnsiTheme="majorHAnsi"/>
-        </w:rPr>
-        <w:t xml:space="preserve">, and </w:t>
-      </w:r>
-      <w:proofErr w:type="spellStart"/>
-      <w:r>
-        <w:rPr>
-          <w:rStyle w:val="MdStrong"/>
-          <w:rFonts w:asciiTheme="majorHAnsi" w:hAnsiTheme="majorHAnsi"/>
-        </w:rPr>
         <w:t>genre_match_Comedy</w:t>
       </w:r>
-      <w:proofErr w:type="spellEnd"/>
       <w:r>
         <w:rPr>
           <w:rFonts w:asciiTheme="majorHAnsi" w:hAnsiTheme="majorHAnsi"/>
@@ -2374,79 +2340,7 @@
           <w:sz w:val="24"/>
           <w:szCs w:val="24"/>
         </w:rPr>
-        <w:t xml:space="preserve">Digital commerce platforms often struggle to surface the most relevant products to each user, leading to low engagement, weaker conversion, and missed cross-sell opportunities. In this project, the problem is framed as a Top-N recommendation / ranking task: predicting which products a user is most likely to prefer based on past interaction history. Using the </w:t>
-      </w:r>
-      <w:proofErr w:type="spellStart"/>
-      <w:r>
-        <w:rPr>
-          <w:rFonts w:asciiTheme="majorHAnsi" w:hAnsiTheme="majorHAnsi"/>
-          <w:sz w:val="24"/>
-          <w:szCs w:val="24"/>
-        </w:rPr>
-        <w:t>MovieLens</w:t>
-      </w:r>
-      <w:proofErr w:type="spellEnd"/>
-      <w:r>
-        <w:rPr>
-          <w:rFonts w:asciiTheme="majorHAnsi" w:hAnsiTheme="majorHAnsi"/>
-          <w:sz w:val="24"/>
-          <w:szCs w:val="24"/>
-        </w:rPr>
-        <w:t xml:space="preserve"> dataset as a proxy for eCommerce user-item </w:t>
-      </w:r>
-      <w:proofErr w:type="spellStart"/>
-      <w:r>
-        <w:rPr>
-          <w:rFonts w:asciiTheme="majorHAnsi" w:hAnsiTheme="majorHAnsi"/>
-          <w:sz w:val="24"/>
-          <w:szCs w:val="24"/>
-        </w:rPr>
-        <w:t>behavior</w:t>
-      </w:r>
-      <w:proofErr w:type="spellEnd"/>
-      <w:r>
-        <w:rPr>
-          <w:rFonts w:asciiTheme="majorHAnsi" w:hAnsiTheme="majorHAnsi"/>
-          <w:sz w:val="24"/>
-          <w:szCs w:val="24"/>
-        </w:rPr>
-        <w:t xml:space="preserve">, success will be measured primarily using NDCG@10 and Precision@10, since the business objective is to rank the most relevant items near the top of the recommendation list. Secondary metrics will include Recall@10, MAP@10, and </w:t>
-      </w:r>
-      <w:proofErr w:type="spellStart"/>
-      <w:r>
-        <w:rPr>
-          <w:rFonts w:asciiTheme="majorHAnsi" w:hAnsiTheme="majorHAnsi"/>
-          <w:sz w:val="24"/>
-          <w:szCs w:val="24"/>
-        </w:rPr>
-        <w:t>catalog</w:t>
-      </w:r>
-      <w:proofErr w:type="spellEnd"/>
-      <w:r>
-        <w:rPr>
-          <w:rFonts w:asciiTheme="majorHAnsi" w:hAnsiTheme="majorHAnsi"/>
-          <w:sz w:val="24"/>
-          <w:szCs w:val="24"/>
-        </w:rPr>
-        <w:t xml:space="preserve"> coverage. From a business perspective, the target outcome is to improve recommendation relevance, increase user engagement, and broaden useful item exposure across the </w:t>
-      </w:r>
-      <w:proofErr w:type="spellStart"/>
-      <w:r>
-        <w:rPr>
-          <w:rFonts w:asciiTheme="majorHAnsi" w:hAnsiTheme="majorHAnsi"/>
-          <w:sz w:val="24"/>
-          <w:szCs w:val="24"/>
-        </w:rPr>
-        <w:t>catalog</w:t>
-      </w:r>
-      <w:proofErr w:type="spellEnd"/>
-      <w:r>
-        <w:rPr>
-          <w:rFonts w:asciiTheme="majorHAnsi" w:hAnsiTheme="majorHAnsi"/>
-          <w:sz w:val="24"/>
-          <w:szCs w:val="24"/>
-        </w:rPr>
-        <w:t>.</w:t>
+        <w:t>Digital commerce platforms often struggle to surface the most relevant products to each user, leading to low engagement, weaker conversion, and missed cross-sell opportunities. In this project, the problem is framed as a Top-N recommendation / ranking task: predicting which products a user is most likely to prefer based on past interaction history. Using the MovieLens dataset as a proxy for eCommerce user-item behavior, success will be measured primarily using NDCG@10 and Precision@10, since the business objective is to rank the most relevant items near the top of the recommendation list. Secondary metrics will include Recall@10, MAP@10, and catalog coverage. From a business perspective, the target outcome is to improve recommendation relevance, increase user engagement, and broaden useful item exposure across the catalog.</w:t>
       </w:r>
     </w:p>
     <w:p>
@@ -2952,21 +2846,12 @@
         </w:rPr>
         <w:t xml:space="preserve">The </w:t>
       </w:r>
-      <w:proofErr w:type="spellStart"/>
       <w:r>
         <w:rPr>
           <w:rStyle w:val="MdStrong"/>
           <w:rFonts w:asciiTheme="majorHAnsi" w:hAnsiTheme="majorHAnsi"/>
         </w:rPr>
-        <w:t>MovieLens</w:t>
-      </w:r>
-      <w:proofErr w:type="spellEnd"/>
-      <w:r>
-        <w:rPr>
-          <w:rStyle w:val="MdStrong"/>
-          <w:rFonts w:asciiTheme="majorHAnsi" w:hAnsiTheme="majorHAnsi"/>
-        </w:rPr>
-        <w:t xml:space="preserve"> latest-small</w:t>
+        <w:t>MovieLens latest-small</w:t>
       </w:r>
       <w:r>
         <w:rPr>
@@ -3438,21 +3323,7 @@
         <w:rPr>
           <w:rFonts w:asciiTheme="majorHAnsi" w:hAnsiTheme="majorHAnsi"/>
         </w:rPr>
-        <w:t xml:space="preserve"> was applied to visualize latent structures and reduce feature redundancy in the </w:t>
-      </w:r>
-      <w:proofErr w:type="spellStart"/>
-      <w:r>
-        <w:rPr>
-          <w:rFonts w:asciiTheme="majorHAnsi" w:hAnsiTheme="majorHAnsi"/>
-        </w:rPr>
-        <w:t>reranker</w:t>
-      </w:r>
-      <w:proofErr w:type="spellEnd"/>
-      <w:r>
-        <w:rPr>
-          <w:rFonts w:asciiTheme="majorHAnsi" w:hAnsiTheme="majorHAnsi"/>
-        </w:rPr>
-        <w:t>.</w:t>
+        <w:t xml:space="preserve"> was applied to visualize latent structures and reduce feature redundancy in the reranker.</w:t>
       </w:r>
     </w:p>
     <w:p>
@@ -4081,14 +3952,12 @@
                 <w:rFonts w:asciiTheme="majorHAnsi" w:hAnsiTheme="majorHAnsi"/>
               </w:rPr>
             </w:pPr>
-            <w:proofErr w:type="spellStart"/>
             <w:r>
               <w:rPr>
                 <w:rFonts w:asciiTheme="majorHAnsi" w:hAnsiTheme="majorHAnsi"/>
               </w:rPr>
               <w:t>TruncatedSVD</w:t>
             </w:r>
-            <w:proofErr w:type="spellEnd"/>
           </w:p>
         </w:tc>
         <w:tc>
@@ -4872,21 +4741,7 @@
         <w:rPr>
           <w:rFonts w:asciiTheme="majorHAnsi" w:hAnsiTheme="majorHAnsi"/>
         </w:rPr>
-        <w:t xml:space="preserve"> </w:t>
-      </w:r>
-      <w:proofErr w:type="spellStart"/>
-      <w:r>
-        <w:rPr>
-          <w:rFonts w:asciiTheme="majorHAnsi" w:hAnsiTheme="majorHAnsi"/>
-        </w:rPr>
-        <w:t>MovieLens</w:t>
-      </w:r>
-      <w:proofErr w:type="spellEnd"/>
-      <w:r>
-        <w:rPr>
-          <w:rFonts w:asciiTheme="majorHAnsi" w:hAnsiTheme="majorHAnsi"/>
-        </w:rPr>
-        <w:t xml:space="preserve"> lacks "Add to Cart" or "Purchase" signals found in real eCommerce.</w:t>
+        <w:t xml:space="preserve"> MovieLens lacks "Add to Cart" or "Purchase" signals found in real eCommerce.</w:t>
       </w:r>
     </w:p>
     <w:p>
@@ -5024,35 +4879,7 @@
         <w:rPr>
           <w:rFonts w:asciiTheme="majorHAnsi" w:hAnsiTheme="majorHAnsi"/>
         </w:rPr>
-        <w:t xml:space="preserve"> is the recommended production candidate. It provides the </w:t>
-      </w:r>
-      <w:proofErr w:type="gramStart"/>
-      <w:r>
-        <w:rPr>
-          <w:rFonts w:asciiTheme="majorHAnsi" w:hAnsiTheme="majorHAnsi"/>
-        </w:rPr>
-        <w:t>highest ranking</w:t>
-      </w:r>
-      <w:proofErr w:type="gramEnd"/>
-      <w:r>
-        <w:rPr>
-          <w:rFonts w:asciiTheme="majorHAnsi" w:hAnsiTheme="majorHAnsi"/>
-        </w:rPr>
-        <w:t xml:space="preserve"> accuracy (NDCG) while maintaining healthy </w:t>
-      </w:r>
-      <w:proofErr w:type="spellStart"/>
-      <w:r>
-        <w:rPr>
-          <w:rFonts w:asciiTheme="majorHAnsi" w:hAnsiTheme="majorHAnsi"/>
-        </w:rPr>
-        <w:t>catalog</w:t>
-      </w:r>
-      <w:proofErr w:type="spellEnd"/>
-      <w:r>
-        <w:rPr>
-          <w:rFonts w:asciiTheme="majorHAnsi" w:hAnsiTheme="majorHAnsi"/>
-        </w:rPr>
-        <w:t xml:space="preserve"> coverage, effectively balancing relevance with discovery.</w:t>
+        <w:t xml:space="preserve"> is the recommended production candidate. It provides the highest ranking accuracy (NDCG) while maintaining healthy catalog coverage, effectively balancing relevance with discovery.</w:t>
       </w:r>
     </w:p>
     <w:p>
@@ -5188,30 +5015,31 @@
           <w:rFonts w:asciiTheme="majorHAnsi" w:hAnsiTheme="majorHAnsi"/>
           <w:color w:val="666666"/>
         </w:rPr>
-        <w:t xml:space="preserve">This capstone project represents a comprehensive journey into the design and implementation of modern recommender systems, bridging theoretical concepts with practical application. What initially appeared to be a straightforward </w:t>
-      </w:r>
-      <w:r>
+        <w:t>This capstone project represents a comprehensive journey into the design and implementation of modern recommender systems, bridging theoretical concepts with practical application. What initially appeared to be a straightforward modelling exercise evolved into a deeper exploration of data complexity, system design trade-offs, and real-world constraints inherent in personalization systems.</w:t>
+      </w:r>
+    </w:p>
+    <w:p>
+      <w:pPr>
         <w:rPr>
           <w:rFonts w:asciiTheme="majorHAnsi" w:hAnsiTheme="majorHAnsi"/>
           <w:color w:val="666666"/>
         </w:rPr>
-        <w:t>modelling</w:t>
-      </w:r>
-      <w:r>
+      </w:pPr>
+    </w:p>
+    <w:p>
+      <w:pPr>
         <w:rPr>
           <w:rFonts w:asciiTheme="majorHAnsi" w:hAnsiTheme="majorHAnsi"/>
           <w:color w:val="666666"/>
         </w:rPr>
-        <w:t xml:space="preserve"> exercise evolved into a deeper exploration of data complexity, system design trade-offs, and real-world constraints inherent in personalization systems.</w:t>
-      </w:r>
-    </w:p>
-    <w:p>
-      <w:pPr>
+      </w:pPr>
+      <w:r>
         <w:rPr>
           <w:rFonts w:asciiTheme="majorHAnsi" w:hAnsiTheme="majorHAnsi"/>
           <w:color w:val="666666"/>
         </w:rPr>
-      </w:pPr>
+        <w:t>One of the most significant realizations during this project was the impact of data sparsity and long-tail distributions on model performance. The MovieLens dataset, though structured, reflects the challenges faced in real-world systems where user interactions are limited and unevenly distributed. This reinforced the importance of selecting appropriate modelling techniques such as matrix factorization and hybrid approaches, rather than relying solely on traditional methods.</w:t>
+      </w:r>
     </w:p>
     <w:p>
       <w:pPr>
@@ -5220,42 +5048,43 @@
           <w:color w:val="666666"/>
         </w:rPr>
       </w:pPr>
-      <w:r>
+    </w:p>
+    <w:p>
+      <w:pPr>
         <w:rPr>
           <w:rFonts w:asciiTheme="majorHAnsi" w:hAnsiTheme="majorHAnsi"/>
           <w:color w:val="666666"/>
         </w:rPr>
-        <w:t xml:space="preserve">One of the most significant realizations during this project was the impact of data sparsity and long-tail distributions on model performance. The </w:t>
-      </w:r>
-      <w:proofErr w:type="spellStart"/>
+      </w:pPr>
       <w:r>
         <w:rPr>
           <w:rFonts w:asciiTheme="majorHAnsi" w:hAnsiTheme="majorHAnsi"/>
           <w:color w:val="666666"/>
         </w:rPr>
-        <w:t>MovieLens</w:t>
-      </w:r>
-      <w:proofErr w:type="spellEnd"/>
-      <w:r>
+        <w:t>Another key learning was the distinction between rating prediction and ranking optimization. While metrics like RMSE and MAE are commonly used, they do not necessarily translate to better recommendation quality. Through experimentation, it became clear that ranking-based metrics such as NDCG and Precision@K provide a more meaningful evaluation framework for recommendation systems aligned with business objectives.</w:t>
+      </w:r>
+    </w:p>
+    <w:p>
+      <w:pPr>
         <w:rPr>
           <w:rFonts w:asciiTheme="majorHAnsi" w:hAnsiTheme="majorHAnsi"/>
           <w:color w:val="666666"/>
         </w:rPr>
-        <w:t xml:space="preserve"> dataset, though structured, reflects the challenges faced in real-world systems where user interactions are limited and unevenly distributed. This reinforced the importance of selecting appropriate </w:t>
-      </w:r>
-      <w:r>
+      </w:pPr>
+    </w:p>
+    <w:p>
+      <w:pPr>
         <w:rPr>
           <w:rFonts w:asciiTheme="majorHAnsi" w:hAnsiTheme="majorHAnsi"/>
           <w:color w:val="666666"/>
         </w:rPr>
-        <w:t>modelling</w:t>
-      </w:r>
+      </w:pPr>
       <w:r>
         <w:rPr>
           <w:rFonts w:asciiTheme="majorHAnsi" w:hAnsiTheme="majorHAnsi"/>
           <w:color w:val="666666"/>
         </w:rPr>
-        <w:t xml:space="preserve"> techniques such as matrix factorization and hybrid approaches, rather than relying solely on traditional methods.</w:t>
+        <w:t>The project also highlighted the importance of model interpretability and fairness considerations. Observing differences in performance across user activity segments and the dominance of popular items led to a deeper understanding of popularity bias and exposure imbalance. This emphasized that building an effective recommender system is not only about accuracy, but also about ensuring equitable and diverse recommendations.</w:t>
       </w:r>
     </w:p>
     <w:p>
@@ -5278,32 +5107,31 @@
           <w:rFonts w:asciiTheme="majorHAnsi" w:hAnsiTheme="majorHAnsi"/>
           <w:color w:val="666666"/>
         </w:rPr>
-        <w:t xml:space="preserve">Another key learning was the distinction between rating prediction and ranking optimization. While metrics like RMSE and MAE are commonly used, they do not necessarily translate to better recommendation quality. Through experimentation, it became clear that ranking-based metrics such as NDCG and </w:t>
-      </w:r>
-      <w:proofErr w:type="spellStart"/>
-      <w:r>
+        <w:t>From a technical perspective, the process of iteratively debugging the notebook, managing execution dependencies, and refining feature engineering pipelines provided valuable insights into robust pipeline design and reproducibility. It reinforced the importance of clean code structure, modular design, and disciplined experimentation in data science workflows.</w:t>
+      </w:r>
+    </w:p>
+    <w:p>
+      <w:pPr>
         <w:rPr>
           <w:rFonts w:asciiTheme="majorHAnsi" w:hAnsiTheme="majorHAnsi"/>
           <w:color w:val="666666"/>
         </w:rPr>
-        <w:t>Precision@K</w:t>
-      </w:r>
-      <w:proofErr w:type="spellEnd"/>
-      <w:r>
+      </w:pPr>
+    </w:p>
+    <w:p>
+      <w:pPr>
         <w:rPr>
           <w:rFonts w:asciiTheme="majorHAnsi" w:hAnsiTheme="majorHAnsi"/>
           <w:color w:val="666666"/>
         </w:rPr>
-        <w:t xml:space="preserve"> provide a more meaningful evaluation framework for recommendation systems aligned with business objectives.</w:t>
-      </w:r>
-    </w:p>
-    <w:p>
-      <w:pPr>
+      </w:pPr>
+      <w:r>
         <w:rPr>
           <w:rFonts w:asciiTheme="majorHAnsi" w:hAnsiTheme="majorHAnsi"/>
           <w:color w:val="666666"/>
         </w:rPr>
-      </w:pPr>
+        <w:t>Finally, this project underscored the growing role of hybrid systems, which integrate multiple modeling paradigms to balance strengths and mitigate weaknesses. The hybrid model demonstrated the best overall performance, validating the hypothesis that no single approach is sufficient for complex recommendation tasks.</w:t>
+      </w:r>
     </w:p>
     <w:p>
       <w:pPr>
@@ -5312,101 +5140,24 @@
           <w:color w:val="666666"/>
         </w:rPr>
       </w:pPr>
-      <w:r>
+    </w:p>
+    <w:p>
+      <w:pPr>
         <w:rPr>
           <w:rFonts w:asciiTheme="majorHAnsi" w:hAnsiTheme="majorHAnsi"/>
           <w:color w:val="666666"/>
         </w:rPr>
-        <w:t>The project also highlighted the importance of model interpretability and fairness considerations. Observing differences in performance across user activity segments and the dominance of popular items led to a deeper understanding of popularity bias and exposure imbalance. This emphasized that building an effective recommender system is not only about accuracy, but also about ensuring equitable and diverse recommendations.</w:t>
-      </w:r>
-    </w:p>
-    <w:p>
-      <w:pPr>
+      </w:pPr>
+      <w:r>
         <w:rPr>
           <w:rFonts w:asciiTheme="majorHAnsi" w:hAnsiTheme="majorHAnsi"/>
           <w:color w:val="666666"/>
         </w:rPr>
-      </w:pPr>
-    </w:p>
-    <w:p>
-      <w:pPr>
-        <w:rPr>
-          <w:rFonts w:asciiTheme="majorHAnsi" w:hAnsiTheme="majorHAnsi"/>
-          <w:color w:val="666666"/>
-        </w:rPr>
-      </w:pPr>
-      <w:r>
-        <w:rPr>
-          <w:rFonts w:asciiTheme="majorHAnsi" w:hAnsiTheme="majorHAnsi"/>
-          <w:color w:val="666666"/>
-        </w:rPr>
-        <w:t>From a technical perspective, the process of iteratively debugging the notebook, managing execution dependencies, and refining feature engineering pipelines provided valuable insights into robust pipeline design and reproducibility. It reinforced the importance of clean code structure, modular design, and disciplined experimentation in data science workflows.</w:t>
-      </w:r>
-    </w:p>
-    <w:p>
-      <w:pPr>
-        <w:rPr>
-          <w:rFonts w:asciiTheme="majorHAnsi" w:hAnsiTheme="majorHAnsi"/>
-          <w:color w:val="666666"/>
-        </w:rPr>
-      </w:pPr>
-    </w:p>
-    <w:p>
-      <w:pPr>
-        <w:rPr>
-          <w:rFonts w:asciiTheme="majorHAnsi" w:hAnsiTheme="majorHAnsi"/>
-          <w:color w:val="666666"/>
-        </w:rPr>
-      </w:pPr>
-      <w:r>
-        <w:rPr>
-          <w:rFonts w:asciiTheme="majorHAnsi" w:hAnsiTheme="majorHAnsi"/>
-          <w:color w:val="666666"/>
-        </w:rPr>
-        <w:t xml:space="preserve">Finally, this project underscored the growing role of hybrid systems, which integrate multiple </w:t>
-      </w:r>
-      <w:proofErr w:type="spellStart"/>
-      <w:r>
-        <w:rPr>
-          <w:rFonts w:asciiTheme="majorHAnsi" w:hAnsiTheme="majorHAnsi"/>
-          <w:color w:val="666666"/>
-        </w:rPr>
-        <w:t>modeling</w:t>
-      </w:r>
-      <w:proofErr w:type="spellEnd"/>
-      <w:r>
-        <w:rPr>
-          <w:rFonts w:asciiTheme="majorHAnsi" w:hAnsiTheme="majorHAnsi"/>
-          <w:color w:val="666666"/>
-        </w:rPr>
-        <w:t xml:space="preserve"> paradigms to balance strengths and mitigate weaknesses. The hybrid model demonstrated the best overall performance, validating the hypothesis that no single approach is sufficient for complex recommendation tasks.</w:t>
-      </w:r>
-    </w:p>
-    <w:p>
-      <w:pPr>
-        <w:rPr>
-          <w:rFonts w:asciiTheme="majorHAnsi" w:hAnsiTheme="majorHAnsi"/>
-          <w:color w:val="666666"/>
-        </w:rPr>
-      </w:pPr>
-    </w:p>
-    <w:p>
-      <w:pPr>
-        <w:rPr>
-          <w:rFonts w:asciiTheme="majorHAnsi" w:hAnsiTheme="majorHAnsi"/>
-          <w:color w:val="666666"/>
-        </w:rPr>
-      </w:pPr>
-      <w:r>
-        <w:rPr>
-          <w:rFonts w:asciiTheme="majorHAnsi" w:hAnsiTheme="majorHAnsi"/>
-          <w:color w:val="666666"/>
-        </w:rPr>
         <w:t>In summary, this capstone has strengthened both my technical and analytical capabilities, while also deepening my appreciation for the nuances of real-world machine learning systems. It has provided a solid foundation for further exploration in personalization, recommendation systems, and applied machine learning.</w:t>
       </w:r>
     </w:p>
     <w:sectPr>
-      <w:headerReference w:type="default" r:id="rId9"/>
+      <w:headerReference w:type="default" r:id="rId10"/>
       <w:pgSz w:w="11906" w:h="16838"/>
       <w:pgMar w:top="720" w:right="720" w:bottom="720" w:left="720" w:header="708" w:footer="708" w:gutter="0"/>
       <w:cols w:space="720"/>
@@ -6278,6 +6029,7 @@
   <w:style w:type="character" w:default="1" w:styleId="DefaultParagraphFont">
     <w:name w:val="Default Paragraph Font"/>
     <w:uiPriority w:val="1"/>
+    <w:semiHidden/>
     <w:unhideWhenUsed/>
   </w:style>
   <w:style w:type="table" w:default="1" w:styleId="TableNormal">
@@ -6768,6 +6520,18 @@
       <w:szCs w:val="21"/>
     </w:rPr>
   </w:style>
+  <w:style w:type="character" w:styleId="UnresolvedMention">
+    <w:name w:val="Unresolved Mention"/>
+    <w:basedOn w:val="DefaultParagraphFont"/>
+    <w:uiPriority w:val="99"/>
+    <w:semiHidden/>
+    <w:unhideWhenUsed/>
+    <w:rsid w:val="0070492B"/>
+    <w:rPr>
+      <w:color w:val="605E5C"/>
+      <w:shd w:val="clear" w:color="auto" w:fill="E1DFDD"/>
+    </w:rPr>
+  </w:style>
 </w:styles>
 </file>
 
